--- a/Job Hunt 2026/2026-09-15 - Flock Safety - Senior Video Editor (Film & Editorial)/Joshua_Chappell_Resume_FlockSafety_Editor.docx
+++ b/Job Hunt 2026/2026-09-15 - Flock Safety - Senior Video Editor (Film & Editorial)/Joshua_Chappell_Resume_FlockSafety_Editor.docx
@@ -31,9 +31,9 @@
           <w:sz w:val="22"/>
           <w:szCs w:val="22"/>
         </w:rPr>
-        <w:t xml:space="preserve">Mesa, AZ  •  480-586-7959  •  </w:t>
-      </w:r>
-      <w:hyperlink w:history="1" r:id="rIdfm7vivgupyfmwxboy6fuj">
+        <w:t xml:space="preserve">Mesa, AZ • 480-586-7959 • </w:t>
+      </w:r>
+      <w:hyperlink w:history="1" r:id="rIdjw5f95rdhtzt6enw0szk5">
         <w:r>
           <w:rPr>
             <w:rFonts w:ascii="Calibri" w:cs="Calibri" w:eastAsia="Calibri" w:hAnsi="Calibri"/>
@@ -49,7 +49,7 @@
       <w:pPr>
         <w:jc w:val="center"/>
       </w:pPr>
-      <w:hyperlink w:history="1" r:id="rIdnz2pp1l6wcztszmrcodf8">
+      <w:hyperlink w:history="1" r:id="rIdyfadvbp4zbk0cwv7f4rxf">
         <w:r>
           <w:rPr>
             <w:rFonts w:ascii="Calibri" w:cs="Calibri" w:eastAsia="Calibri" w:hAnsi="Calibri"/>
@@ -67,9 +67,9 @@
           <w:sz w:val="22"/>
           <w:szCs w:val="22"/>
         </w:rPr>
-        <w:t xml:space="preserve">  •  </w:t>
-      </w:r>
-      <w:hyperlink w:history="1" r:id="rIdfiz8q4bag1q5sla6iu463">
+        <w:t xml:space="preserve"> • </w:t>
+      </w:r>
+      <w:hyperlink w:history="1" r:id="rIdvt4pxueufmlpmap5zchma">
         <w:r>
           <w:rPr>
             <w:rFonts w:ascii="Calibri" w:cs="Calibri" w:eastAsia="Calibri" w:hAnsi="Calibri"/>
@@ -87,9 +87,9 @@
           <w:sz w:val="22"/>
           <w:szCs w:val="22"/>
         </w:rPr>
-        <w:t xml:space="preserve">  •  </w:t>
-      </w:r>
-      <w:hyperlink w:history="1" r:id="rIdemfdyxrgiidwejwi0eqs2">
+        <w:t xml:space="preserve"> • </w:t>
+      </w:r>
+      <w:hyperlink w:history="1" r:id="rIddozvluxmnjfqf-oyqxo2d">
         <w:r>
           <w:rPr>
             <w:rFonts w:ascii="Calibri" w:cs="Calibri" w:eastAsia="Calibri" w:hAnsi="Calibri"/>
@@ -170,7 +170,7 @@
           <w:sz w:val="21"/>
           <w:szCs w:val="21"/>
         </w:rPr>
-        <w:t xml:space="preserve">	Glendale, AZ  |  Sep 2019 - Present</w:t>
+        <w:t xml:space="preserve">	Glendale, AZ | Sep 2019 - Present</w:t>
       </w:r>
     </w:p>
     <w:p>
@@ -299,7 +299,7 @@
           <w:sz w:val="21"/>
           <w:szCs w:val="21"/>
         </w:rPr>
-        <w:t xml:space="preserve">	Mesa, AZ  |  2025 - Present</w:t>
+        <w:t xml:space="preserve">	Mesa, AZ | 2025 - Present</w:t>
       </w:r>
     </w:p>
     <w:p>
@@ -428,7 +428,7 @@
           <w:sz w:val="21"/>
           <w:szCs w:val="21"/>
         </w:rPr>
-        <w:t xml:space="preserve">	Phoenix, AZ  |  Oct 2021 - Oct 2023</w:t>
+        <w:t xml:space="preserve">	Phoenix, AZ | Oct 2021 - Oct 2023</w:t>
       </w:r>
     </w:p>
     <w:p>
@@ -557,7 +557,7 @@
           <w:sz w:val="21"/>
           <w:szCs w:val="21"/>
         </w:rPr>
-        <w:t xml:space="preserve">	Phoenix, AZ  |  Feb 2025 - June 2025</w:t>
+        <w:t xml:space="preserve">	Phoenix, AZ | Feb 2025 - June 2025</w:t>
       </w:r>
     </w:p>
     <w:p>
@@ -660,7 +660,7 @@
           <w:sz w:val="22"/>
           <w:szCs w:val="22"/>
         </w:rPr>
-        <w:t xml:space="preserve">Adobe Premiere Pro (Proficient)  •  Narrative &amp; Documentary Editing  •  Social-First Short-Form  •  After Effects  •  DaVinci Resolve  •  Final Cut Pro  •  Audition  •  Photoshop &amp; Lightroom  •  Color Grading  •  Audio Mixing &amp; Leveling  •  Motion Graphics Integration  •  Pacing &amp; Visual Continuity  •  Multi-Format Delivery (web, social, broadcast, events)  •  Asset Management (Frame.io, Dropbox)  •  AI Tools (Runway, ElevenLabs, Claude)</w:t>
+        <w:t xml:space="preserve">Adobe Premiere Pro (Proficient) • Narrative &amp; Documentary Editing • Social-First Short-Form • After Effects • DaVinci Resolve • Final Cut Pro • Audition • Photoshop &amp; Lightroom • Color Grading • Audio Mixing &amp; Leveling • Motion Graphics Integration • Pacing &amp; Visual Continuity • Multi-Format Delivery (web, social, broadcast, events) • Asset Management (Frame.io, Dropbox) • AI Tools (Runway, ElevenLabs, Claude)</w:t>
       </w:r>
     </w:p>
     <w:p>
@@ -759,7 +759,7 @@
           <w:sz w:val="22"/>
           <w:szCs w:val="22"/>
         </w:rPr>
-        <w:t xml:space="preserve">Google Digital Marketing &amp; E-Commerce  •  HubSpot Inbound Marketing  •  Part 107 Drone Operator License</w:t>
+        <w:t xml:space="preserve">Google Digital Marketing &amp; E-Commerce • HubSpot Inbound Marketing • Part 107 Drone Operator License</w:t>
       </w:r>
     </w:p>
     <w:sectPr>
@@ -937,7 +937,7 @@
     <w:lvl w:ilvl="0" w:tentative="1">
       <w:start w:val="1"/>
       <w:numFmt w:val="bullet"/>
-      <w:lvlText w:val="▪"/>
+      <w:lvlText w:val="•"/>
       <w:lvlJc w:val="left"/>
       <w:pPr>
         <w:ind w:left="280" w:hanging="280"/>
